--- a/templates/form_5_template.docx
+++ b/templates/form_5_template.docx
@@ -574,34 +574,7 @@
               <w:ind w:left="5008"/>
             </w:pPr>
             <w:r>
-              <w:rPr>
-                <w:highlight w:val="yellow"/>
-              </w:rPr>
-              <w:t xml:space="preserve">Name: </w:t>
-            </w:r>
-            <w:r>
-              <w:rPr>
-                <w:highlight w:val="yellow"/>
-              </w:rPr>
-              <w:t>{agent_name}</w:t>
-            </w:r>
-            <w:r>
-              <w:rPr>
-                <w:highlight w:val="yellow"/>
-              </w:rPr>
-              <w:t xml:space="preserve"> (IN/PA-</w:t>
-            </w:r>
-            <w:r>
-              <w:rPr>
-                <w:highlight w:val="yellow"/>
-              </w:rPr>
-              <w:t>____</w:t>
-            </w:r>
-            <w:r>
-              <w:rPr>
-                <w:highlight w:val="yellow"/>
-              </w:rPr>
-              <w:t>)</w:t>
+              <w:t>Name: {agent_name} (IN/PA-{agent_inpa})</w:t>
             </w:r>
           </w:p>
           <w:p>
